--- a/Syllabi/STOR 538 Section 1 Syllabus.docx
+++ b/Syllabi/STOR 538 Section 1 Syllabus.docx
@@ -70,7 +70,7 @@
           <w:rFonts w:ascii="CMBX12" w:hAnsi="CMBX12"/>
           <w:sz w:val="34"/>
         </w:rPr>
-        <w:t>Spring 2026</w:t>
+        <w:t>Summer 2026</w:t>
       </w:r>
     </w:p>
     <w:p>
@@ -138,7 +138,13 @@
         <w:t>M</w:t>
       </w:r>
       <w:r>
-        <w:t>, 3PM – 4PM</w:t>
+        <w:t>-F</w:t>
+      </w:r>
+      <w:r>
+        <w:t xml:space="preserve">, </w:t>
+      </w:r>
+      <w:r>
+        <w:t>2:45PM – 3:15PM</w:t>
       </w:r>
       <w:r>
         <w:br/>
@@ -162,22 +168,10 @@
       </w:r>
       <w:r>
         <w:tab/>
-        <w:t xml:space="preserve">          </w:t>
-      </w:r>
-      <w:r>
-        <w:t xml:space="preserve">            </w:t>
-      </w:r>
-      <w:r>
-        <w:t xml:space="preserve">F, 2PM – 3PM </w:t>
       </w:r>
       <w:r>
         <w:tab/>
-      </w:r>
-      <w:r>
-        <w:tab/>
-      </w:r>
-      <w:r>
-        <w:t xml:space="preserve">         </w:t>
+        <w:t xml:space="preserve">          Hanes 403</w:t>
       </w:r>
       <w:bookmarkStart w:id="0" w:name="_Hlk522002649"/>
     </w:p>
@@ -275,11 +269,25 @@
           <w:b/>
           <w:bCs/>
         </w:rPr>
-        <w:t xml:space="preserve">Training Day: </w:t>
+        <w:t>Training Day</w:t>
+      </w:r>
+      <w:r>
+        <w:rPr>
+          <w:b/>
+          <w:bCs/>
+        </w:rPr>
+        <w:t xml:space="preserve"> 1</w:t>
+      </w:r>
+      <w:r>
+        <w:rPr>
+          <w:b/>
+          <w:bCs/>
+        </w:rPr>
+        <w:t xml:space="preserve">: </w:t>
       </w:r>
       <w:bookmarkEnd w:id="1"/>
       <w:r>
-        <w:t>TBD</w:t>
+        <w:t>TW, 11:30AM – 12:30PM</w:t>
       </w:r>
     </w:p>
     <w:p>
@@ -294,6 +302,13 @@
           <w:b/>
           <w:bCs/>
         </w:rPr>
+        <w:t>Trainer 1</w:t>
+      </w:r>
+      <w:r>
+        <w:rPr>
+          <w:b/>
+          <w:bCs/>
+        </w:rPr>
         <w:tab/>
       </w:r>
       <w:r>
@@ -302,8 +317,32 @@
       <w:r>
         <w:t xml:space="preserve"> </w:t>
       </w:r>
-      <w:r>
-        <w:t>lilyfein@unc.edu</w:t>
+      <w:hyperlink r:id="rId8" w:history="1">
+        <w:r>
+          <w:rPr>
+            <w:rStyle w:val="Hyperlink"/>
+          </w:rPr>
+          <w:t>lilyfein@unc.edu</w:t>
+        </w:r>
+      </w:hyperlink>
+      <w:r>
+        <w:t xml:space="preserve"> </w:t>
+      </w:r>
+      <w:r>
+        <w:t xml:space="preserve"> </w:t>
+      </w:r>
+      <w:r>
+        <w:tab/>
+      </w:r>
+      <w:r>
+        <w:tab/>
+      </w:r>
+      <w:r>
+        <w:tab/>
+      </w:r>
+      <w:r>
+        <w:tab/>
+        <w:t xml:space="preserve">                 Zoom Link on Website</w:t>
       </w:r>
     </w:p>
     <w:p>
@@ -324,7 +363,149 @@
         <w:t xml:space="preserve">Office: </w:t>
       </w:r>
       <w:r>
-        <w:t>TBD</w:t>
+        <w:t>Remote</w:t>
+      </w:r>
+      <w:r>
+        <w:tab/>
+      </w:r>
+    </w:p>
+    <w:p>
+      <w:pPr>
+        <w:suppressAutoHyphens w:val="0"/>
+        <w:spacing w:after="0" w:line="240" w:lineRule="auto"/>
+        <w:ind w:left="1627" w:hanging="1627"/>
+        <w:textAlignment w:val="auto"/>
+      </w:pPr>
+    </w:p>
+    <w:p>
+      <w:pPr>
+        <w:suppressAutoHyphens w:val="0"/>
+        <w:spacing w:after="0" w:line="240" w:lineRule="auto"/>
+        <w:ind w:left="1627" w:hanging="1627"/>
+        <w:textAlignment w:val="auto"/>
+      </w:pPr>
+      <w:r>
+        <w:rPr>
+          <w:b/>
+          <w:bCs/>
+        </w:rPr>
+        <w:t xml:space="preserve">Personal </w:t>
+      </w:r>
+      <w:r>
+        <w:rPr>
+          <w:b/>
+          <w:bCs/>
+        </w:rPr>
+        <w:tab/>
+      </w:r>
+      <w:r>
+        <w:t>Jaehong Kim</w:t>
+      </w:r>
+      <w:r>
+        <w:tab/>
+      </w:r>
+      <w:r>
+        <w:tab/>
+        <w:t xml:space="preserve"> </w:t>
+      </w:r>
+      <w:r>
+        <w:tab/>
+      </w:r>
+      <w:r>
+        <w:tab/>
+      </w:r>
+      <w:r>
+        <w:rPr>
+          <w:b/>
+          <w:bCs/>
+        </w:rPr>
+        <w:t>Training Day</w:t>
+      </w:r>
+      <w:r>
+        <w:rPr>
+          <w:b/>
+          <w:bCs/>
+        </w:rPr>
+        <w:t xml:space="preserve"> 2</w:t>
+      </w:r>
+      <w:r>
+        <w:rPr>
+          <w:b/>
+          <w:bCs/>
+        </w:rPr>
+        <w:t xml:space="preserve">: </w:t>
+      </w:r>
+      <w:r>
+        <w:t xml:space="preserve">ThF, </w:t>
+      </w:r>
+      <w:r>
+        <w:t>11:30AM – 12:30PM</w:t>
+      </w:r>
+    </w:p>
+    <w:p>
+      <w:pPr>
+        <w:suppressAutoHyphens w:val="0"/>
+        <w:spacing w:after="0" w:line="240" w:lineRule="auto"/>
+        <w:ind w:left="1627" w:hanging="1627"/>
+        <w:textAlignment w:val="auto"/>
+      </w:pPr>
+      <w:r>
+        <w:rPr>
+          <w:b/>
+          <w:bCs/>
+        </w:rPr>
+        <w:t>Trainer 2</w:t>
+      </w:r>
+      <w:r>
+        <w:rPr>
+          <w:b/>
+          <w:bCs/>
+        </w:rPr>
+        <w:tab/>
+      </w:r>
+      <w:r>
+        <w:t xml:space="preserve">Email: </w:t>
+      </w:r>
+      <w:r>
+        <w:t xml:space="preserve"> </w:t>
+      </w:r>
+      <w:hyperlink r:id="rId9" w:history="1">
+        <w:r>
+          <w:rPr>
+            <w:rStyle w:val="Hyperlink"/>
+          </w:rPr>
+          <w:t>jaehkim@unc.edu</w:t>
+        </w:r>
+      </w:hyperlink>
+      <w:r>
+        <w:t xml:space="preserve"> </w:t>
+      </w:r>
+      <w:r>
+        <w:t xml:space="preserve">                                                     </w:t>
+      </w:r>
+      <w:r>
+        <w:t>Zoom Link on Website</w:t>
+      </w:r>
+    </w:p>
+    <w:p>
+      <w:pPr>
+        <w:suppressAutoHyphens w:val="0"/>
+        <w:spacing w:after="0" w:line="240" w:lineRule="auto"/>
+        <w:ind w:left="1627" w:hanging="1627"/>
+        <w:textAlignment w:val="auto"/>
+      </w:pPr>
+      <w:r>
+        <w:rPr>
+          <w:b/>
+          <w:bCs/>
+        </w:rPr>
+        <w:tab/>
+      </w:r>
+      <w:r>
+        <w:t xml:space="preserve">Office: </w:t>
+      </w:r>
+      <w:r>
+        <w:t>Remote</w:t>
       </w:r>
     </w:p>
     <w:p>
@@ -355,25 +536,37 @@
         <w:tab/>
       </w:r>
       <w:r>
-        <w:t>MWF</w:t>
-      </w:r>
-      <w:r>
-        <w:t xml:space="preserve"> from </w:t>
-      </w:r>
-      <w:r>
-        <w:t>11</w:t>
+        <w:t>M</w:t>
+      </w:r>
+      <w:r>
+        <w:t xml:space="preserve">-F </w:t>
+      </w:r>
+      <w:r>
+        <w:t xml:space="preserve">from </w:t>
+      </w:r>
+      <w:r>
+        <w:t>1</w:t>
       </w:r>
       <w:r>
         <w:t>:</w:t>
       </w:r>
       <w:r>
-        <w:t>15A</w:t>
+        <w:t>15</w:t>
+      </w:r>
+      <w:r>
+        <w:t>P</w:t>
       </w:r>
       <w:r>
         <w:t xml:space="preserve">M to </w:t>
       </w:r>
       <w:r>
-        <w:t>12:05</w:t>
+        <w:t>2:</w:t>
+      </w:r>
+      <w:r>
+        <w:t>4</w:t>
+      </w:r>
+      <w:r>
+        <w:t>5</w:t>
       </w:r>
       <w:r>
         <w:t>P</w:t>
@@ -388,7 +581,7 @@
         <w:t xml:space="preserve">in </w:t>
       </w:r>
       <w:r>
-        <w:t>Gardner 105</w:t>
+        <w:t>Hanes 130</w:t>
       </w:r>
     </w:p>
     <w:p>
@@ -414,7 +607,7 @@
       <w:r>
         <w:t xml:space="preserve">: </w:t>
       </w:r>
-      <w:hyperlink r:id="rId8" w:history="1">
+      <w:hyperlink r:id="rId10" w:history="1">
         <w:r>
           <w:rPr>
             <w:rStyle w:val="Hyperlink"/>
@@ -643,24 +836,9 @@
         <w:rPr>
           <w:rFonts w:cs="Times New Roman"/>
         </w:rPr>
+        <w:lastRenderedPageBreak/>
         <w:tab/>
         <w:t xml:space="preserve">Students will practice the full process of data science on any sport of their choice. Starting with innovative research questions, students will need to gather their own data and then present findings on their data producing a capstone project that is a unique piece of research in the sports analytics field. </w:t>
-      </w:r>
-    </w:p>
-    <w:p>
-      <w:pPr>
-        <w:spacing w:before="120" w:after="240"/>
-        <w:ind w:left="1620" w:hanging="1620"/>
-        <w:rPr>
-          <w:rFonts w:cs="Times New Roman"/>
-        </w:rPr>
-      </w:pPr>
-      <w:r>
-        <w:rPr>
-          <w:rFonts w:cs="Times New Roman"/>
-        </w:rPr>
-        <w:lastRenderedPageBreak/>
-        <w:tab/>
       </w:r>
     </w:p>
     <w:p>
@@ -888,7 +1066,7 @@
       <w:r>
         <w:t xml:space="preserve"> (</w:t>
       </w:r>
-      <w:hyperlink r:id="rId9" w:history="1">
+      <w:hyperlink r:id="rId11" w:history="1">
         <w:r>
           <w:rPr>
             <w:rStyle w:val="Hyperlink"/>
@@ -905,29 +1083,7 @@
       <w:r>
         <w:t>)</w:t>
       </w:r>
-    </w:p>
-    <w:p>
-      <w:pPr>
-        <w:pStyle w:val="TextBody"/>
-        <w:spacing w:after="0" w:line="240" w:lineRule="auto"/>
-        <w:rPr>
-          <w:b/>
-          <w:bCs/>
-          <w:szCs w:val="28"/>
-        </w:rPr>
-      </w:pPr>
       <w:bookmarkStart w:id="3" w:name="_Hlk16606276"/>
-    </w:p>
-    <w:p>
-      <w:pPr>
-        <w:pStyle w:val="TextBody"/>
-        <w:spacing w:after="0" w:line="240" w:lineRule="auto"/>
-        <w:rPr>
-          <w:b/>
-          <w:bCs/>
-          <w:szCs w:val="28"/>
-        </w:rPr>
-      </w:pPr>
     </w:p>
     <w:p>
       <w:pPr>
@@ -1222,22 +1378,7 @@
         <w:rPr>
           <w:bCs/>
         </w:rPr>
-        <w:t xml:space="preserve">Attendance will be taken every class using the UNC Check-in App. You will need to install the UNC Check-in app to your mobile device and bring it to every class. Starting at the beginning of class, you will have 15 minutes to check-in using the mobile app. Instructions for installing and using the UNC Check-in App are available at </w:t>
-      </w:r>
-      <w:hyperlink r:id="rId10" w:history="1">
-        <w:r>
-          <w:rPr>
-            <w:rStyle w:val="Hyperlink"/>
-            <w:bCs/>
-          </w:rPr>
-          <w:t>https://unccheckin.unc.edu/</w:t>
-        </w:r>
-      </w:hyperlink>
-      <w:r>
-        <w:rPr>
-          <w:bCs/>
-        </w:rPr>
-        <w:t>. Go to this website to learn more. You need to attend</w:t>
+        <w:t>Attendance will be taken every class. You need to attend</w:t>
       </w:r>
       <w:r>
         <w:rPr>
@@ -1257,7 +1398,7 @@
         </w:rPr>
         <w:t xml:space="preserve"> of the lectures to get credit for attendance, otherwise you will receive a 0 for your attendance grade. If you need to miss class for a reason permitted by the university and you don’t want to be penalized, you will need to get a university approved absence at </w:t>
       </w:r>
-      <w:hyperlink r:id="rId11" w:history="1">
+      <w:hyperlink r:id="rId12" w:history="1">
         <w:r>
           <w:rPr>
             <w:rStyle w:val="Hyperlink"/>
@@ -1417,14 +1558,7 @@
         <w:rPr>
           <w:szCs w:val="28"/>
         </w:rPr>
-        <w:t xml:space="preserve"> two </w:t>
-      </w:r>
-      <w:r>
-        <w:rPr>
-          <w:szCs w:val="28"/>
-        </w:rPr>
-        <w:lastRenderedPageBreak/>
-        <w:t>days late, and 75% penalty for</w:t>
+        <w:t xml:space="preserve"> two days late, and 75% penalty for</w:t>
       </w:r>
       <w:r>
         <w:rPr>
@@ -1495,6 +1629,7 @@
         <w:rPr>
           <w:b/>
         </w:rPr>
+        <w:lastRenderedPageBreak/>
         <w:t>Game</w:t>
       </w:r>
       <w:r>
@@ -1554,7 +1689,14 @@
           <w:b/>
           <w:bCs/>
         </w:rPr>
-        <w:t>Biweekly</w:t>
+        <w:t>W</w:t>
+      </w:r>
+      <w:r>
+        <w:rPr>
+          <w:b/>
+          <w:bCs/>
+        </w:rPr>
+        <w:t>eekly</w:t>
       </w:r>
       <w:r>
         <w:t>,</w:t>
@@ -1572,19 +1714,10 @@
         <w:t xml:space="preserve"> from a refereed journal</w:t>
       </w:r>
       <w:r>
-        <w:t xml:space="preserve"> to read and summarize in a</w:t>
-      </w:r>
-      <w:r>
-        <w:t>n</w:t>
-      </w:r>
-      <w:r>
-        <w:t xml:space="preserve"> </w:t>
+        <w:t xml:space="preserve"> to read and summarize in a </w:t>
       </w:r>
       <w:r>
         <w:t>slide show presentation</w:t>
-      </w:r>
-      <w:r>
-        <w:t xml:space="preserve"> using summarized bullet points</w:t>
       </w:r>
       <w:r>
         <w:t xml:space="preserve">. </w:t>
@@ -1753,7 +1886,14 @@
           <w:b/>
           <w:bCs/>
         </w:rPr>
-        <w:t>biweekly</w:t>
+        <w:t>w</w:t>
+      </w:r>
+      <w:r>
+        <w:rPr>
+          <w:b/>
+          <w:bCs/>
+        </w:rPr>
+        <w:t>eekly</w:t>
       </w:r>
       <w:r>
         <w:t xml:space="preserve"> quizzes on the material presented in class over the previous </w:t>
@@ -1899,7 +2039,19 @@
         <w:t xml:space="preserve"> form of statistical modeling or machine learning</w:t>
       </w:r>
       <w:r>
-        <w:t xml:space="preserve"> to generate predictions on real NBA basketball games that haven’t occurred yet</w:t>
+        <w:t xml:space="preserve"> to generate predictions </w:t>
+      </w:r>
+      <w:r>
+        <w:t>on real</w:t>
+      </w:r>
+      <w:r>
+        <w:t xml:space="preserve"> </w:t>
+      </w:r>
+      <w:r>
+        <w:t>sporting events</w:t>
+      </w:r>
+      <w:r>
+        <w:t xml:space="preserve"> that haven’t occurred yet</w:t>
       </w:r>
       <w:r>
         <w:t>. In</w:t>
@@ -1966,17 +2118,30 @@
         <w:t>accuracy</w:t>
       </w:r>
       <w:r>
-        <w:t xml:space="preserve"> of your predictions. Therefore, failure to submit your predictions by the </w:t>
-      </w:r>
-      <w:r>
-        <w:rPr>
-          <w:b/>
-          <w:bCs/>
-        </w:rPr>
-        <w:t>strict deadline</w:t>
-      </w:r>
-      <w:r>
-        <w:t xml:space="preserve"> prior to the first game will result in a </w:t>
+        <w:t xml:space="preserve"> of your predictions. Therefore, failure to submit your predictions by</w:t>
+      </w:r>
+      <w:r>
+        <w:t xml:space="preserve"> </w:t>
+      </w:r>
+      <w:r>
+        <w:rPr>
+          <w:b/>
+          <w:bCs/>
+        </w:rPr>
+        <w:t>11:59PM on</w:t>
+      </w:r>
+      <w:r>
+        <w:t xml:space="preserve"> </w:t>
+      </w:r>
+      <w:r>
+        <w:rPr>
+          <w:b/>
+          <w:bCs/>
+        </w:rPr>
+        <w:t>Friday, July 10</w:t>
+      </w:r>
+      <w:r>
+        <w:t xml:space="preserve"> will result in a </w:t>
       </w:r>
       <w:r>
         <w:rPr>
@@ -1986,7 +2151,20 @@
         <w:t xml:space="preserve">significant loss </w:t>
       </w:r>
       <w:r>
-        <w:t xml:space="preserve">of points. </w:t>
+        <w:t>of points</w:t>
+      </w:r>
+      <w:r>
+        <w:t xml:space="preserve">. The paper will also be due on </w:t>
+      </w:r>
+      <w:r>
+        <w:rPr>
+          <w:b/>
+          <w:bCs/>
+        </w:rPr>
+        <w:t>Friday, July 10</w:t>
+      </w:r>
+      <w:r>
+        <w:t xml:space="preserve">, and there will be a small penalty if submitted late. </w:t>
       </w:r>
     </w:p>
     <w:p>
@@ -2009,7 +2187,13 @@
         <w:rPr>
           <w:bCs/>
         </w:rPr>
-        <w:t xml:space="preserve">This project will be done in teams and you will be assessed by your peers based on your contribution. </w:t>
+        <w:t>This project will be done in</w:t>
+      </w:r>
+      <w:r>
+        <w:rPr>
+          <w:bCs/>
+        </w:rPr>
+        <w:t xml:space="preserve">dividually. </w:t>
       </w:r>
       <w:r>
         <w:rPr>
@@ -2085,7 +2269,21 @@
           <w:b/>
           <w:bCs/>
         </w:rPr>
-        <w:t>11:59PM</w:t>
+        <w:t>11:</w:t>
+      </w:r>
+      <w:r>
+        <w:rPr>
+          <w:b/>
+          <w:bCs/>
+        </w:rPr>
+        <w:t>30A</w:t>
+      </w:r>
+      <w:r>
+        <w:rPr>
+          <w:b/>
+          <w:bCs/>
+        </w:rPr>
+        <w:t>M</w:t>
       </w:r>
       <w:r>
         <w:t xml:space="preserve"> on </w:t>
@@ -2095,7 +2293,14 @@
           <w:b/>
           <w:bCs/>
         </w:rPr>
-        <w:t>Monday</w:t>
+        <w:t>T</w:t>
+      </w:r>
+      <w:r>
+        <w:rPr>
+          <w:b/>
+          <w:bCs/>
+        </w:rPr>
+        <w:t>uesday</w:t>
       </w:r>
       <w:r>
         <w:rPr>
@@ -2109,21 +2314,24 @@
           <w:b/>
           <w:bCs/>
         </w:rPr>
-        <w:t>April 27</w:t>
-      </w:r>
-      <w:r>
-        <w:t xml:space="preserve">. Finally, you will be required to present your findings to the rest of the class during our university scheduled final exam period </w:t>
-      </w:r>
-      <w:r>
-        <w:lastRenderedPageBreak/>
-        <w:t xml:space="preserve">on </w:t>
-      </w:r>
-      <w:r>
-        <w:rPr>
-          <w:b/>
-          <w:bCs/>
-        </w:rPr>
-        <w:t>Monday</w:t>
+        <w:t>July 2</w:t>
+      </w:r>
+      <w:r>
+        <w:rPr>
+          <w:b/>
+          <w:bCs/>
+        </w:rPr>
+        <w:t>8</w:t>
+      </w:r>
+      <w:r>
+        <w:t xml:space="preserve">. Finally, you will be required to present your findings to the rest of the class during our university scheduled final exam period on </w:t>
+      </w:r>
+      <w:r>
+        <w:rPr>
+          <w:b/>
+          <w:bCs/>
+        </w:rPr>
+        <w:t>Tuesday</w:t>
       </w:r>
       <w:r>
         <w:rPr>
@@ -2137,7 +2345,28 @@
           <w:b/>
           <w:bCs/>
         </w:rPr>
-        <w:t xml:space="preserve">April 29 </w:t>
+        <w:t>July</w:t>
+      </w:r>
+      <w:r>
+        <w:rPr>
+          <w:b/>
+          <w:bCs/>
+        </w:rPr>
+        <w:t xml:space="preserve"> 2</w:t>
+      </w:r>
+      <w:r>
+        <w:rPr>
+          <w:b/>
+          <w:bCs/>
+        </w:rPr>
+        <w:t>8</w:t>
+      </w:r>
+      <w:r>
+        <w:rPr>
+          <w:b/>
+          <w:bCs/>
+        </w:rPr>
+        <w:t xml:space="preserve"> </w:t>
       </w:r>
       <w:r>
         <w:t xml:space="preserve">between </w:t>
@@ -2147,14 +2376,14 @@
           <w:b/>
           <w:bCs/>
         </w:rPr>
-        <w:t>4</w:t>
-      </w:r>
-      <w:r>
-        <w:rPr>
-          <w:b/>
-          <w:bCs/>
-        </w:rPr>
-        <w:t xml:space="preserve">PM </w:t>
+        <w:t>11:30A</w:t>
+      </w:r>
+      <w:r>
+        <w:rPr>
+          <w:b/>
+          <w:bCs/>
+        </w:rPr>
+        <w:t xml:space="preserve">M </w:t>
       </w:r>
       <w:r>
         <w:t>and</w:t>
@@ -2171,7 +2400,7 @@
           <w:b/>
           <w:bCs/>
         </w:rPr>
-        <w:t>7</w:t>
+        <w:t>2:30</w:t>
       </w:r>
       <w:r>
         <w:rPr>
@@ -2201,6 +2430,7 @@
         <w:rPr>
           <w:b/>
         </w:rPr>
+        <w:lastRenderedPageBreak/>
         <w:tab/>
       </w:r>
       <w:r>
@@ -2254,31 +2484,7 @@
         <w:rPr>
           <w:b/>
         </w:rPr>
-        <w:t>3</w:t>
-      </w:r>
-      <w:r>
-        <w:rPr>
-          <w:b/>
-        </w:rPr>
-        <w:t xml:space="preserve"> </w:t>
-      </w:r>
-      <w:r>
-        <w:rPr>
-          <w:b/>
-        </w:rPr>
-        <w:t>to</w:t>
-      </w:r>
-      <w:r>
-        <w:rPr>
-          <w:b/>
-        </w:rPr>
-        <w:t xml:space="preserve"> </w:t>
-      </w:r>
-      <w:r>
-        <w:rPr>
-          <w:b/>
-        </w:rPr>
-        <w:t>6</w:t>
+        <w:t>2</w:t>
       </w:r>
       <w:r>
         <w:rPr>
@@ -3048,7 +3254,7 @@
         </w:rPr>
         <w:t xml:space="preserve">As stated in the University’s </w:t>
       </w:r>
-      <w:hyperlink r:id="rId12" w:anchor="text" w:history="1">
+      <w:hyperlink r:id="rId13" w:anchor="text" w:history="1">
         <w:r>
           <w:rPr>
             <w:rStyle w:val="Hyperlink"/>
@@ -3085,7 +3291,7 @@
         </w:rPr>
         <w:t xml:space="preserve">Authorized University activities: </w:t>
       </w:r>
-      <w:hyperlink r:id="rId13" w:history="1">
+      <w:hyperlink r:id="rId14" w:history="1">
         <w:r>
           <w:rPr>
             <w:rStyle w:val="Hyperlink"/>
@@ -3100,7 +3306,7 @@
         </w:rPr>
         <w:t xml:space="preserve"> provides information and </w:t>
       </w:r>
-      <w:hyperlink r:id="rId14" w:history="1">
+      <w:hyperlink r:id="rId15" w:history="1">
         <w:r>
           <w:rPr>
             <w:rStyle w:val="Hyperlink"/>
@@ -3115,7 +3321,7 @@
         </w:rPr>
         <w:t xml:space="preserve"> and </w:t>
       </w:r>
-      <w:hyperlink r:id="rId15" w:history="1">
+      <w:hyperlink r:id="rId16" w:history="1">
         <w:r>
           <w:rPr>
             <w:rStyle w:val="Hyperlink"/>
@@ -3152,7 +3358,7 @@
         </w:rPr>
         <w:t xml:space="preserve">Disability/religious observance/pregnancy, as required by law and approved by </w:t>
       </w:r>
-      <w:hyperlink r:id="rId16" w:history="1">
+      <w:hyperlink r:id="rId17" w:history="1">
         <w:r>
           <w:rPr>
             <w:rStyle w:val="Hyperlink"/>
@@ -3167,7 +3373,7 @@
         </w:rPr>
         <w:t xml:space="preserve"> and/or the </w:t>
       </w:r>
-      <w:hyperlink r:id="rId17" w:history="1">
+      <w:hyperlink r:id="rId18" w:history="1">
         <w:r>
           <w:rPr>
             <w:rStyle w:val="Hyperlink"/>
@@ -3204,7 +3410,7 @@
         </w:rPr>
         <w:t xml:space="preserve">Significant health condition and/or personal/family emergency as approved by the </w:t>
       </w:r>
-      <w:hyperlink r:id="rId18" w:history="1">
+      <w:hyperlink r:id="rId19" w:history="1">
         <w:r>
           <w:rPr>
             <w:rStyle w:val="Hyperlink"/>
@@ -3219,7 +3425,7 @@
         </w:rPr>
         <w:t xml:space="preserve">, </w:t>
       </w:r>
-      <w:hyperlink r:id="rId19" w:history="1">
+      <w:hyperlink r:id="rId20" w:history="1">
         <w:r>
           <w:rPr>
             <w:rStyle w:val="Hyperlink"/>
@@ -3234,7 +3440,7 @@
         </w:rPr>
         <w:t xml:space="preserve">, and/or the </w:t>
       </w:r>
-      <w:hyperlink r:id="rId20" w:history="1">
+      <w:hyperlink r:id="rId21" w:history="1">
         <w:r>
           <w:rPr>
             <w:rStyle w:val="Hyperlink"/>
@@ -3287,14 +3493,58 @@
         <w:rPr>
           <w:szCs w:val="28"/>
         </w:rPr>
-        <w:t xml:space="preserve">, approval to miss </w:t>
-      </w:r>
-      <w:r>
-        <w:rPr>
+        <w:t>, approval to miss class will definitely not be given, and Dr. Mario has the right to inspect the validity of the documentation. Dishonest documentation is a violation of UNC’s honor code.</w:t>
+      </w:r>
+    </w:p>
+    <w:p>
+      <w:pPr>
+        <w:ind w:left="1620" w:hanging="1620"/>
+        <w:rPr>
+          <w:b/>
+          <w:bCs/>
+          <w:szCs w:val="28"/>
+        </w:rPr>
+      </w:pPr>
+      <w:r>
+        <w:rPr>
+          <w:b/>
+          <w:bCs/>
           <w:szCs w:val="28"/>
         </w:rPr>
         <w:lastRenderedPageBreak/>
-        <w:t>class will definitely not be given, and Dr. Mario has the right to inspect the validity of the documentation. Dishonest documentation is a violation of UNC’s honor code.</w:t>
+        <w:t>Technology Use</w:t>
+      </w:r>
+      <w:r>
+        <w:rPr>
+          <w:b/>
+          <w:bCs/>
+          <w:szCs w:val="28"/>
+        </w:rPr>
+        <w:t xml:space="preserve">: </w:t>
+      </w:r>
+      <w:r>
+        <w:rPr>
+          <w:szCs w:val="28"/>
+        </w:rPr>
+        <w:t xml:space="preserve">Students are required to bring their cell phone to every class. </w:t>
+      </w:r>
+      <w:r>
+        <w:rPr>
+          <w:szCs w:val="28"/>
+        </w:rPr>
+        <w:t xml:space="preserve">Students </w:t>
+      </w:r>
+      <w:r>
+        <w:rPr>
+          <w:szCs w:val="28"/>
+        </w:rPr>
+        <w:t>will need to have a working laptop on days where we have a regular season quiz since these quizzes will be done in Canvas.</w:t>
+      </w:r>
+      <w:r>
+        <w:rPr>
+          <w:szCs w:val="28"/>
+        </w:rPr>
+        <w:t xml:space="preserve"> </w:t>
       </w:r>
     </w:p>
     <w:p>
@@ -3312,7 +3562,7 @@
           <w:bCs/>
           <w:szCs w:val="28"/>
         </w:rPr>
-        <w:t>Technology Use</w:t>
+        <w:t>Time Limit for Grade Disputes</w:t>
       </w:r>
       <w:r>
         <w:rPr>
@@ -3326,19 +3576,57 @@
         <w:rPr>
           <w:szCs w:val="28"/>
         </w:rPr>
-        <w:t xml:space="preserve">Students are required to bring their cell phone to every class. </w:t>
-      </w:r>
-      <w:r>
-        <w:rPr>
-          <w:szCs w:val="28"/>
-        </w:rPr>
-        <w:t xml:space="preserve">Students </w:t>
-      </w:r>
-      <w:r>
-        <w:rPr>
-          <w:szCs w:val="28"/>
-        </w:rPr>
-        <w:t>will also need to have a working laptop on days where we have a regular season quiz since these quizzes will be done in Canvas.</w:t>
+        <w:t xml:space="preserve">You only have 1 week after the grading of an assessment is complete to dispute your grade and possibly receive points back for that assessment. The only grade that should be disputed and modified after the last day of class is the final exam. Dr. Mario makes mistakes and desires that all students receive a fair grade that is correct. However, it is the student’s responsibility to review their grades on assignments in a timely manner so that Dr. Mario can make fair decisions and modify grades quickly. </w:t>
+      </w:r>
+    </w:p>
+    <w:p>
+      <w:pPr>
+        <w:ind w:left="1620" w:hanging="1620"/>
+      </w:pPr>
+      <w:r>
+        <w:rPr>
+          <w:b/>
+          <w:bCs/>
+          <w:szCs w:val="28"/>
+        </w:rPr>
+        <w:t xml:space="preserve">Artificial Intelligence Use: </w:t>
+      </w:r>
+      <w:r>
+        <w:t xml:space="preserve">In this course you can use generative AI tools to help you with writing code for your analyses. </w:t>
+      </w:r>
+    </w:p>
+    <w:p>
+      <w:pPr>
+        <w:ind w:left="1620" w:hanging="1620"/>
+        <w:rPr>
+          <w:szCs w:val="28"/>
+        </w:rPr>
+      </w:pPr>
+      <w:r>
+        <w:rPr>
+          <w:b/>
+          <w:bCs/>
+          <w:szCs w:val="28"/>
+        </w:rPr>
+        <w:tab/>
+      </w:r>
+      <w:r>
+        <w:rPr>
+          <w:szCs w:val="28"/>
+        </w:rPr>
+        <w:t xml:space="preserve">Generative AI is prohibited on all quizzes and should never be used </w:t>
+      </w:r>
+      <w:r>
+        <w:rPr>
+          <w:szCs w:val="28"/>
+        </w:rPr>
+        <w:t>to create your slides or write your papers</w:t>
+      </w:r>
+      <w:r>
+        <w:rPr>
+          <w:szCs w:val="28"/>
+        </w:rPr>
+        <w:t>. If you use generative AI in any way to answer questions on your quizzes, summarize articles in your game day speeches</w:t>
       </w:r>
       <w:r>
         <w:rPr>
@@ -3346,37 +3634,39 @@
         </w:rPr>
         <w:t xml:space="preserve"> </w:t>
       </w:r>
+      <w:r>
+        <w:rPr>
+          <w:szCs w:val="28"/>
+        </w:rPr>
+        <w:t xml:space="preserve">or write portions of your playoff and championship papers, you will be reported for academic dishonesty to </w:t>
+      </w:r>
+      <w:r>
+        <w:rPr>
+          <w:szCs w:val="28"/>
+        </w:rPr>
+        <w:t xml:space="preserve">Student Conduct. </w:t>
+      </w:r>
+      <w:r>
+        <w:rPr>
+          <w:szCs w:val="28"/>
+        </w:rPr>
+        <w:t xml:space="preserve"> </w:t>
+      </w:r>
     </w:p>
     <w:p>
       <w:pPr>
         <w:ind w:left="1620" w:hanging="1620"/>
-        <w:rPr>
-          <w:b/>
-          <w:bCs/>
-          <w:szCs w:val="28"/>
-        </w:rPr>
-      </w:pPr>
-      <w:r>
-        <w:rPr>
-          <w:b/>
-          <w:bCs/>
-          <w:szCs w:val="28"/>
-        </w:rPr>
-        <w:t>Time Limit for Grade Disputes</w:t>
-      </w:r>
-      <w:r>
-        <w:rPr>
-          <w:b/>
-          <w:bCs/>
-          <w:szCs w:val="28"/>
-        </w:rPr>
-        <w:t xml:space="preserve">: </w:t>
-      </w:r>
-      <w:r>
-        <w:rPr>
-          <w:szCs w:val="28"/>
-        </w:rPr>
-        <w:t xml:space="preserve">You only have 1 week after the grading of an assessment is complete to dispute your grade and possibly receive points back for that assessment. The only grade that should be disputed and modified after the last day of class is the final exam. Dr. Mario makes mistakes and desires that all students receive a fair grade that is correct. However, it is the student’s responsibility to review their grades on assignments in a timely manner so that Dr. Mario can make fair decisions and modify grades quickly. </w:t>
+      </w:pPr>
+      <w:r>
+        <w:rPr>
+          <w:b/>
+          <w:bCs/>
+          <w:szCs w:val="28"/>
+        </w:rPr>
+        <w:t xml:space="preserve">Late Submissions: </w:t>
+      </w:r>
+      <w:r>
+        <w:t>Late submissions of game day speeches will result in a small loss of points. Late submissions of papers will come with a penalty based off Dr. Mario’s discretion and the extent to which it was late. Late submissions of predictions for the playoff project will not be considered at all and this will lead to a significant loss of points. All team-based assignments will need to be submitted by every member of the team. Whoever doesn’t submit on time will lose points.</w:t>
       </w:r>
     </w:p>
     <w:p>
@@ -3389,96 +3679,6 @@
           <w:bCs/>
           <w:szCs w:val="28"/>
         </w:rPr>
-        <w:t xml:space="preserve">Artificial Intelligence Use: </w:t>
-      </w:r>
-      <w:r>
-        <w:t xml:space="preserve">In this course you can use generative AI tools to help you with writing code for your analyses. </w:t>
-      </w:r>
-    </w:p>
-    <w:p>
-      <w:pPr>
-        <w:ind w:left="1620" w:hanging="1620"/>
-        <w:rPr>
-          <w:szCs w:val="28"/>
-        </w:rPr>
-      </w:pPr>
-      <w:r>
-        <w:rPr>
-          <w:b/>
-          <w:bCs/>
-          <w:szCs w:val="28"/>
-        </w:rPr>
-        <w:tab/>
-      </w:r>
-      <w:r>
-        <w:rPr>
-          <w:szCs w:val="28"/>
-        </w:rPr>
-        <w:t xml:space="preserve">Generative AI is prohibited on all quizzes and should never be used </w:t>
-      </w:r>
-      <w:r>
-        <w:rPr>
-          <w:szCs w:val="28"/>
-        </w:rPr>
-        <w:t>to create your slides or write your papers</w:t>
-      </w:r>
-      <w:r>
-        <w:rPr>
-          <w:szCs w:val="28"/>
-        </w:rPr>
-        <w:t>. If you use generative AI in any way to answer questions on your quizzes, summarize articles in your game day speeches</w:t>
-      </w:r>
-      <w:r>
-        <w:rPr>
-          <w:szCs w:val="28"/>
-        </w:rPr>
-        <w:t xml:space="preserve"> </w:t>
-      </w:r>
-      <w:r>
-        <w:rPr>
-          <w:szCs w:val="28"/>
-        </w:rPr>
-        <w:t xml:space="preserve">or write portions of your playoff and championship papers, you will be reported for academic dishonesty to </w:t>
-      </w:r>
-      <w:r>
-        <w:rPr>
-          <w:szCs w:val="28"/>
-        </w:rPr>
-        <w:t xml:space="preserve">Student Conduct. </w:t>
-      </w:r>
-      <w:r>
-        <w:rPr>
-          <w:szCs w:val="28"/>
-        </w:rPr>
-        <w:t xml:space="preserve"> </w:t>
-      </w:r>
-    </w:p>
-    <w:p>
-      <w:pPr>
-        <w:ind w:left="1620" w:hanging="1620"/>
-      </w:pPr>
-      <w:r>
-        <w:rPr>
-          <w:b/>
-          <w:bCs/>
-          <w:szCs w:val="28"/>
-        </w:rPr>
-        <w:t xml:space="preserve">Late Submissions: </w:t>
-      </w:r>
-      <w:r>
-        <w:t>Late submissions of game day speeches will result in a small loss of points. Late submissions of papers will come with a penalty based off Dr. Mario’s discretion and the extent to which it was late. Late submissions of predictions for the playoff project will not be considered at all and this will lead to a significant loss of points. All team-based assignments will need to be submitted by every member of the team. Whoever doesn’t submit on time will lose points.</w:t>
-      </w:r>
-    </w:p>
-    <w:p>
-      <w:pPr>
-        <w:ind w:left="1620" w:hanging="1620"/>
-      </w:pPr>
-      <w:r>
-        <w:rPr>
-          <w:b/>
-          <w:bCs/>
-          <w:szCs w:val="28"/>
-        </w:rPr>
         <w:t>Accessibility Resources</w:t>
       </w:r>
       <w:r>
@@ -3489,7 +3689,7 @@
         </w:rPr>
         <w:t xml:space="preserve">:  </w:t>
       </w:r>
-      <w:hyperlink r:id="rId21" w:history="1">
+      <w:hyperlink r:id="rId22" w:history="1">
         <w:r>
           <w:rPr>
             <w:rStyle w:val="Hyperlink"/>
@@ -3500,7 +3700,7 @@
       <w:r>
         <w:t xml:space="preserve"> (ARS – </w:t>
       </w:r>
-      <w:hyperlink r:id="rId22" w:history="1">
+      <w:hyperlink r:id="rId23" w:history="1">
         <w:r>
           <w:rPr>
             <w:rStyle w:val="Hyperlink"/>
@@ -3535,7 +3735,7 @@
       <w:r>
         <w:t xml:space="preserve"> are invited to </w:t>
       </w:r>
-      <w:hyperlink r:id="rId23" w:history="1">
+      <w:hyperlink r:id="rId24" w:history="1">
         <w:r>
           <w:rPr>
             <w:rStyle w:val="Hyperlink"/>
@@ -3574,16 +3774,16 @@
         <w:rPr>
           <w:szCs w:val="28"/>
         </w:rPr>
-        <w:t xml:space="preserve">The College of Arts and Sciences provides a secure, proctored environment in which exams can be taken. The center works with instructors to proctor exams for their undergraduate students who are not registered with ARS and </w:t>
+        <w:t xml:space="preserve">The College of Arts and Sciences provides a secure, proctored environment in which exams can be taken. The center works with instructors to proctor exams for their undergraduate students who are not registered with ARS and who do not need testing accommodations as provided by ARS. In other words, the Center provides a proctored testing environment for students who are unable to take an </w:t>
       </w:r>
       <w:r>
         <w:rPr>
           <w:szCs w:val="28"/>
         </w:rPr>
         <w:lastRenderedPageBreak/>
-        <w:t xml:space="preserve">who do not need testing accommodations as provided by ARS. In other words, the Center provides a proctored testing environment for students who are unable to take an exam at the normally scheduled time (with pre-arrangement by your instructor). For more information, visit </w:t>
-      </w:r>
-      <w:hyperlink r:id="rId24" w:history="1">
+        <w:t xml:space="preserve">exam at the normally scheduled time (with pre-arrangement by your instructor). For more information, visit </w:t>
+      </w:r>
+      <w:hyperlink r:id="rId25" w:history="1">
         <w:r>
           <w:rPr>
             <w:rStyle w:val="Hyperlink"/>
@@ -3636,7 +3836,7 @@
       <w:r>
         <w:t> are expected to be aware of policies related to academic integrity.  You can read more about the Code of Conduct at </w:t>
       </w:r>
-      <w:hyperlink r:id="rId25" w:history="1">
+      <w:hyperlink r:id="rId26" w:history="1">
         <w:r>
           <w:rPr>
             <w:rStyle w:val="Hyperlink"/>
@@ -3687,7 +3887,7 @@
       <w:r>
         <w:t xml:space="preserve">By attending the University of North Carolina at Chapel Hill, you agree to abide by the University of North Carolina at Chapel Hill policies related to the acceptable use of IT systems and services. The Acceptable Use Policy (AUP) sets the expectation that you will use the University’s technology resources responsibly, consistent with the University’s mission. In the context of a class, it’s quite likely you will participate in online activities that could include personal information about you or your peers, and the AUP addresses your obligations to protect the privacy of class participants. In addition, the AUP addresses matters of others’ intellectual property, including copyright. These are only a couple of typical examples, so you should consult the full </w:t>
       </w:r>
-      <w:hyperlink r:id="rId26" w:history="1">
+      <w:hyperlink r:id="rId27" w:history="1">
         <w:r>
           <w:rPr>
             <w:rStyle w:val="Hyperlink"/>
@@ -3706,7 +3906,7 @@
       <w:r>
         <w:t xml:space="preserve">Additionally, consult the </w:t>
       </w:r>
-      <w:hyperlink r:id="rId27" w:history="1">
+      <w:hyperlink r:id="rId28" w:history="1">
         <w:r>
           <w:rPr>
             <w:rStyle w:val="Hyperlink"/>
@@ -3730,13 +3930,9 @@
         <w:t xml:space="preserve">Data Security and Privacy: </w:t>
       </w:r>
       <w:r>
-        <w:t xml:space="preserve">UNC-Chapel Hill is committed to fulfilling its responsibilities of transparency as a state-sponsored institution of higher learning, protecting certain </w:t>
-      </w:r>
-      <w:r>
-        <w:lastRenderedPageBreak/>
-        <w:t>types of information, and using information Carolina collects only for appropriate purposes. Consult the </w:t>
-      </w:r>
-      <w:hyperlink r:id="rId28" w:history="1">
+        <w:t>UNC-Chapel Hill is committed to fulfilling its responsibilities of transparency as a state-sponsored institution of higher learning, protecting certain types of information, and using information Carolina collects only for appropriate purposes. Consult the </w:t>
+      </w:r>
+      <w:hyperlink r:id="rId29" w:history="1">
         <w:r>
           <w:rPr>
             <w:rStyle w:val="Hyperlink"/>
@@ -3764,6 +3960,7 @@
           <w:bCs/>
           <w:szCs w:val="28"/>
         </w:rPr>
+        <w:lastRenderedPageBreak/>
         <w:t>Counseling and Psychological Services</w:t>
       </w:r>
       <w:r>
@@ -3780,7 +3977,7 @@
         </w:rPr>
         <w:t xml:space="preserve">UNC-Chapel Hill is strongly committed to addressing the mental health needs of a diverse student body. The </w:t>
       </w:r>
-      <w:hyperlink r:id="rId29" w:history="1">
+      <w:hyperlink r:id="rId30" w:history="1">
         <w:r>
           <w:rPr>
             <w:rStyle w:val="Hyperlink"/>
@@ -3809,7 +4006,7 @@
         </w:rPr>
         <w:t xml:space="preserve">to access the many mental health resources at Carolina. CAPS is the primary mental health provider for students, offering timely access to consultation and connection to clinically appropriate services. Go to the </w:t>
       </w:r>
-      <w:hyperlink r:id="rId30" w:history="1">
+      <w:hyperlink r:id="rId31" w:history="1">
         <w:r>
           <w:rPr>
             <w:rStyle w:val="Hyperlink"/>
@@ -3854,7 +4051,7 @@
         </w:rPr>
         <w:t xml:space="preserve">Any student who is impacted by discrimination, harassment, interpersonal (relationship) violence, sexual violence, sexual exploitation, or stalking is encouraged to seek resources on campus or in the community. Reports can be made </w:t>
       </w:r>
-      <w:hyperlink r:id="rId31" w:history="1">
+      <w:hyperlink r:id="rId32" w:history="1">
         <w:r>
           <w:rPr>
             <w:rStyle w:val="Hyperlink"/>
@@ -3869,7 +4066,7 @@
         </w:rPr>
         <w:t xml:space="preserve"> or by contacting the </w:t>
       </w:r>
-      <w:hyperlink r:id="rId32" w:history="1">
+      <w:hyperlink r:id="rId33" w:history="1">
         <w:r>
           <w:rPr>
             <w:rStyle w:val="Hyperlink"/>
@@ -3884,7 +4081,7 @@
         </w:rPr>
         <w:t xml:space="preserve">, Elizabeth Hall, or the </w:t>
       </w:r>
-      <w:hyperlink r:id="rId33" w:history="1">
+      <w:hyperlink r:id="rId34" w:history="1">
         <w:r>
           <w:rPr>
             <w:rStyle w:val="Hyperlink"/>
@@ -3899,7 +4096,7 @@
         </w:rPr>
         <w:t xml:space="preserve"> in the Equal Opportunity and Compliance Office.  Please note that I am designated as a Responsible Employee, which means I must report to the EOC any information I receive about the forms of misconduct listed in this paragraph.  If you’d like to speak with a confidential resource, those include Counseling and Psychological Services, the University’s Ombuds Office, and the </w:t>
       </w:r>
-      <w:hyperlink r:id="rId34" w:history="1">
+      <w:hyperlink r:id="rId35" w:history="1">
         <w:r>
           <w:rPr>
             <w:rStyle w:val="Hyperlink"/>
@@ -3914,7 +4111,7 @@
         </w:rPr>
         <w:t xml:space="preserve">. Additional resources are available at </w:t>
       </w:r>
-      <w:hyperlink r:id="rId35" w:history="1">
+      <w:hyperlink r:id="rId36" w:history="1">
         <w:r>
           <w:rPr>
             <w:rStyle w:val="Hyperlink"/>
@@ -3959,7 +4156,7 @@
         </w:rPr>
         <w:t xml:space="preserve">The University is committed to providing an inclusive and welcoming environment for all members of our community and to ensuring that educational and employment decisions are based on individuals’ abilities and qualifications. Consistent with this principle and applicable laws, the University’s </w:t>
       </w:r>
-      <w:hyperlink r:id="rId36" w:history="1">
+      <w:hyperlink r:id="rId37" w:history="1">
         <w:r>
           <w:rPr>
             <w:rStyle w:val="Hyperlink"/>
@@ -3988,7 +4185,7 @@
         </w:rPr>
         <w:t xml:space="preserve">If you are experiencing harassment or discrimination, you can seek assistance and file a report through the Report and Response Coordinators (email </w:t>
       </w:r>
-      <w:hyperlink r:id="rId37" w:history="1">
+      <w:hyperlink r:id="rId38" w:history="1">
         <w:r>
           <w:rPr>
             <w:rStyle w:val="Hyperlink"/>
@@ -4003,7 +4200,7 @@
         </w:rPr>
         <w:t xml:space="preserve"> or see additional contact info at </w:t>
       </w:r>
-      <w:hyperlink r:id="rId38" w:history="1">
+      <w:hyperlink r:id="rId39" w:history="1">
         <w:r>
           <w:rPr>
             <w:rStyle w:val="Hyperlink"/>
@@ -4018,7 +4215,7 @@
         </w:rPr>
         <w:t xml:space="preserve">) or the Equal Opportunity and Compliance Office at </w:t>
       </w:r>
-      <w:hyperlink r:id="rId39" w:history="1">
+      <w:hyperlink r:id="rId40" w:history="1">
         <w:r>
           <w:rPr>
             <w:rStyle w:val="Hyperlink"/>
@@ -4063,7 +4260,7 @@
         </w:rPr>
         <w:t xml:space="preserve">Want to get the most out of this course or others this semester? Visit </w:t>
       </w:r>
-      <w:hyperlink r:id="rId40" w:history="1">
+      <w:hyperlink r:id="rId41" w:history="1">
         <w:r>
           <w:rPr>
             <w:rStyle w:val="Hyperlink"/>
@@ -4076,29 +4273,23 @@
         <w:rPr>
           <w:szCs w:val="28"/>
         </w:rPr>
-        <w:t xml:space="preserve">to make an appointment or register for an event. Their free, popular programs will help you optimize your academic performance.  Try academic coaching, </w:t>
-      </w:r>
-      <w:r>
-        <w:rPr>
+        <w:t>to make an appointment or register for an event. Their free, popular programs will help you optimize your academic performance.  Try academic coaching, peer tutoring, STEM support, ADHD/LD services, workshops and study camps, or review tips and tools available on the website. </w:t>
+      </w:r>
+    </w:p>
+    <w:p>
+      <w:pPr>
+        <w:ind w:left="1620" w:hanging="1620"/>
+        <w:rPr>
+          <w:szCs w:val="28"/>
+        </w:rPr>
+      </w:pPr>
+      <w:r>
+        <w:rPr>
+          <w:b/>
+          <w:bCs/>
           <w:szCs w:val="28"/>
         </w:rPr>
         <w:lastRenderedPageBreak/>
-        <w:t>peer tutoring, STEM support, ADHD/LD services, workshops and study camps, or review tips and tools available on the website. </w:t>
-      </w:r>
-    </w:p>
-    <w:p>
-      <w:pPr>
-        <w:ind w:left="1620" w:hanging="1620"/>
-        <w:rPr>
-          <w:szCs w:val="28"/>
-        </w:rPr>
-      </w:pPr>
-      <w:r>
-        <w:rPr>
-          <w:b/>
-          <w:bCs/>
-          <w:szCs w:val="28"/>
-        </w:rPr>
         <w:t>Writing Center</w:t>
       </w:r>
       <w:r>
@@ -4116,7 +4307,7 @@
         </w:rPr>
         <w:t xml:space="preserve">For free feedback on any course writing projects, check out UNC’s Writing Center. Writing Center coaches can assist with any writing project, including multimedia projects and application essays, at any stage of the writing process. You don’t even need a draft to come visit. To schedule a 45-minute appointment, review quick tips, or request written feedback online, visit </w:t>
       </w:r>
-      <w:hyperlink r:id="rId41" w:history="1">
+      <w:hyperlink r:id="rId42" w:history="1">
         <w:r>
           <w:rPr>
             <w:rStyle w:val="Hyperlink"/>
@@ -4153,7 +4344,7 @@
       <w:r>
         <w:t>Equal Opportunity and Compliance Accommodations Team  (</w:t>
       </w:r>
-      <w:hyperlink r:id="rId42" w:history="1">
+      <w:hyperlink r:id="rId43" w:history="1">
         <w:r>
           <w:rPr>
             <w:rStyle w:val="Hyperlink"/>
@@ -4174,35 +4365,25 @@
           <w:szCs w:val="28"/>
         </w:rPr>
       </w:pPr>
+      <w:r>
+        <w:rPr>
+          <w:b/>
+          <w:bCs/>
+          <w:szCs w:val="28"/>
+        </w:rPr>
+        <w:t xml:space="preserve">Diversity Statement: </w:t>
+      </w:r>
+      <w:r>
+        <w:rPr>
+          <w:szCs w:val="28"/>
+        </w:rPr>
+        <w:t>I value the perspectives of individuals from all backgrounds reflecting the diversity of our students. I broadly define diversity to include race, gender identity, national origin, ethnicity, religion, social class, age, sexual orientation, political background, physical and learning ability and any other way in which individuals differ from one another. I strive to make this classroom an inclusive space for all students. Please let me know if there is anything I can do to improve. I appreciate any suggestions.</w:t>
+      </w:r>
     </w:p>
     <w:p>
       <w:pPr>
         <w:ind w:left="1620" w:hanging="1620"/>
         <w:rPr>
-          <w:b/>
-          <w:bCs/>
-          <w:szCs w:val="28"/>
-        </w:rPr>
-      </w:pPr>
-      <w:r>
-        <w:rPr>
-          <w:b/>
-          <w:bCs/>
-          <w:szCs w:val="28"/>
-        </w:rPr>
-        <w:t xml:space="preserve">Diversity Statement: </w:t>
-      </w:r>
-      <w:r>
-        <w:rPr>
-          <w:szCs w:val="28"/>
-        </w:rPr>
-        <w:t>I value the perspectives of individuals from all backgrounds reflecting the diversity of our students. I broadly define diversity to include race, gender identity, national origin, ethnicity, religion, social class, age, sexual orientation, political background, physical and learning ability and any other way in which individuals differ from one another. I strive to make this classroom an inclusive space for all students. Please let me know if there is anything I can do to improve. I appreciate any suggestions.</w:t>
-      </w:r>
-    </w:p>
-    <w:p>
-      <w:pPr>
-        <w:ind w:left="1620" w:hanging="1620"/>
-        <w:rPr>
           <w:szCs w:val="28"/>
         </w:rPr>
       </w:pPr>
@@ -4220,7 +4401,7 @@
         </w:rPr>
         <w:t xml:space="preserve">The College of Arts and Sciences provides a secure, proctored environment in which exams can be taken. The Center works with instructors to proctor exams for their undergraduate students who are not registered with ARS and who do not need testing accommodations as provided by ARS. In other words, the Center provides a proctored testing environment for students who are unable to take an exam at the normally scheduled time (with pre-arrangement by your instructor). For more information, visit the </w:t>
       </w:r>
-      <w:hyperlink r:id="rId43" w:history="1">
+      <w:hyperlink r:id="rId44" w:history="1">
         <w:r>
           <w:rPr>
             <w:rStyle w:val="Hyperlink"/>
@@ -4289,7 +4470,6 @@
           <w:bCs/>
           <w:szCs w:val="28"/>
         </w:rPr>
-        <w:lastRenderedPageBreak/>
         <w:t xml:space="preserve">Legal: </w:t>
       </w:r>
       <w:r>

--- a/Syllabi/STOR 538 Section 1 Syllabus.docx
+++ b/Syllabi/STOR 538 Section 1 Syllabus.docx
@@ -436,10 +436,7 @@
         <w:t xml:space="preserve">: </w:t>
       </w:r>
       <w:r>
-        <w:t xml:space="preserve">ThF, </w:t>
-      </w:r>
-      <w:r>
-        <w:t>11:30AM – 12:30PM</w:t>
+        <w:t>ThF, 11:30AM – 12:30PM</w:t>
       </w:r>
     </w:p>
     <w:p>
@@ -481,10 +478,7 @@
         <w:t xml:space="preserve"> </w:t>
       </w:r>
       <w:r>
-        <w:t xml:space="preserve">                                                     </w:t>
-      </w:r>
-      <w:r>
-        <w:t>Zoom Link on Website</w:t>
+        <w:t xml:space="preserve">                                                     Zoom Link on Website</w:t>
       </w:r>
     </w:p>
     <w:p>
@@ -1289,13 +1283,7 @@
         <w:rPr>
           <w:szCs w:val="28"/>
         </w:rPr>
-        <w:t>2</w:t>
-      </w:r>
-      <w:r>
-        <w:rPr>
-          <w:szCs w:val="28"/>
-        </w:rPr>
-        <w:t>5</w:t>
+        <w:t>30</w:t>
       </w:r>
       <w:r>
         <w:rPr>
@@ -1329,7 +1317,7 @@
         <w:rPr>
           <w:szCs w:val="28"/>
         </w:rPr>
-        <w:t>25</w:t>
+        <w:t>30</w:t>
       </w:r>
       <w:r>
         <w:rPr>
